--- a/Docker-And-Docker-Compose-And-Kubernetes-And-DevOps/Kubernetes-My-Notes-01/kubernetes-Notes-01.docx
+++ b/Docker-And-Docker-Compose-And-Kubernetes-And-DevOps/Kubernetes-My-Notes-01/kubernetes-Notes-01.docx
@@ -144,23 +144,7 @@
           <w:sz w:val="28"/>
           <w:szCs w:val="28"/>
         </w:rPr>
-        <w:t>It frees application developers from the need to implement infrastructure</w:t>
-      </w:r>
-      <w:r>
-        <w:rPr>
-          <w:rFonts w:ascii="Sakkal Majalla" w:hAnsi="Sakkal Majalla" w:cs="Sakkal Majalla"/>
-          <w:sz w:val="28"/>
-          <w:szCs w:val="28"/>
-        </w:rPr>
-        <w:t xml:space="preserve">, </w:t>
-      </w:r>
-      <w:r>
-        <w:rPr>
-          <w:rFonts w:ascii="Sakkal Majalla" w:hAnsi="Sakkal Majalla" w:cs="Sakkal Majalla"/>
-          <w:sz w:val="28"/>
-          <w:szCs w:val="28"/>
-        </w:rPr>
-        <w:t>related mechanisms in their applications; instead, they rely on Kubernetes to provide them. This includes things like:</w:t>
+        <w:t>It frees application developers from the need to implement infrastructure, related mechanisms in their applications; instead, they rely on Kubernetes to provide them. This includes things like:</w:t>
       </w:r>
     </w:p>
     <w:p>
@@ -202,15 +186,7 @@
           <w:sz w:val="28"/>
           <w:szCs w:val="28"/>
         </w:rPr>
-        <w:t>- a mechanism that allows applications to find other applications and use the services they provide</w:t>
-      </w:r>
-      <w:r>
-        <w:rPr>
-          <w:rFonts w:ascii="Sakkal Majalla" w:hAnsi="Sakkal Majalla" w:cs="Sakkal Majalla"/>
-          <w:sz w:val="28"/>
-          <w:szCs w:val="28"/>
-        </w:rPr>
-        <w:t>.</w:t>
+        <w:t>- a mechanism that allows applications to find other applications and use the services they provide.</w:t>
       </w:r>
     </w:p>
     <w:p>
@@ -252,15 +228,7 @@
           <w:sz w:val="28"/>
           <w:szCs w:val="28"/>
         </w:rPr>
-        <w:t>- replicating your application to adjust to fluctuations in load</w:t>
-      </w:r>
-      <w:r>
-        <w:rPr>
-          <w:rFonts w:ascii="Sakkal Majalla" w:hAnsi="Sakkal Majalla" w:cs="Sakkal Majalla"/>
-          <w:sz w:val="28"/>
-          <w:szCs w:val="28"/>
-        </w:rPr>
-        <w:t>.</w:t>
+        <w:t>- replicating your application to adjust to fluctuations in load.</w:t>
       </w:r>
     </w:p>
     <w:p>
@@ -302,15 +270,7 @@
           <w:sz w:val="28"/>
           <w:szCs w:val="28"/>
         </w:rPr>
-        <w:t>- distributing load across all the application replicas</w:t>
-      </w:r>
-      <w:r>
-        <w:rPr>
-          <w:rFonts w:ascii="Sakkal Majalla" w:hAnsi="Sakkal Majalla" w:cs="Sakkal Majalla"/>
-          <w:sz w:val="28"/>
-          <w:szCs w:val="28"/>
-        </w:rPr>
-        <w:t>.</w:t>
+        <w:t>- distributing load across all the application replicas.</w:t>
       </w:r>
     </w:p>
     <w:p>
@@ -352,15 +312,7 @@
           <w:sz w:val="28"/>
           <w:szCs w:val="28"/>
         </w:rPr>
-        <w:t>- keeping the system healthy by automatically restarting failed applications and moving them to healthy nodes after their nodes fail</w:t>
-      </w:r>
-      <w:r>
-        <w:rPr>
-          <w:rFonts w:ascii="Sakkal Majalla" w:hAnsi="Sakkal Majalla" w:cs="Sakkal Majalla"/>
-          <w:sz w:val="28"/>
-          <w:szCs w:val="28"/>
-        </w:rPr>
-        <w:t>.</w:t>
+        <w:t>- keeping the system healthy by automatically restarting failed applications and moving them to healthy nodes after their nodes fail.</w:t>
       </w:r>
     </w:p>
     <w:p>
@@ -1368,17 +1320,7 @@
           <w:sz w:val="28"/>
           <w:szCs w:val="28"/>
         </w:rPr>
-        <w:t>Worker node components</w:t>
-      </w:r>
-      <w:r>
-        <w:rPr>
-          <w:rFonts w:ascii="Sakkal Majalla" w:hAnsi="Sakkal Majalla" w:cs="Sakkal Majalla"/>
-          <w:b/>
-          <w:bCs/>
-          <w:sz w:val="28"/>
-          <w:szCs w:val="28"/>
-        </w:rPr>
-        <w:t>:</w:t>
+        <w:t>Worker node components:</w:t>
       </w:r>
     </w:p>
     <w:p>
@@ -1490,6 +1432,683 @@
           <w:szCs w:val="28"/>
         </w:rPr>
         <w:t>between your applications.</w:t>
+      </w:r>
+    </w:p>
+    <w:p>
+      <w:pPr>
+        <w:ind w:left="720" w:firstLine="720"/>
+        <w:rPr>
+          <w:rFonts w:ascii="Sakkal Majalla" w:hAnsi="Sakkal Majalla" w:cs="Sakkal Majalla"/>
+          <w:sz w:val="28"/>
+          <w:szCs w:val="28"/>
+        </w:rPr>
+      </w:pPr>
+      <w:r>
+        <w:rPr>
+          <w:rFonts w:ascii="Sakkal Majalla" w:hAnsi="Sakkal Majalla" w:cs="Sakkal Majalla"/>
+          <w:sz w:val="28"/>
+          <w:szCs w:val="28"/>
+        </w:rPr>
+        <w:t>=========================================================</w:t>
+      </w:r>
+    </w:p>
+    <w:p>
+      <w:pPr>
+        <w:rPr>
+          <w:rFonts w:ascii="Sakkal Majalla" w:hAnsi="Sakkal Majalla" w:cs="Sakkal Majalla"/>
+          <w:sz w:val="28"/>
+          <w:szCs w:val="28"/>
+        </w:rPr>
+      </w:pPr>
+      <w:r>
+        <w:rPr>
+          <w:noProof/>
+        </w:rPr>
+        <w:drawing>
+          <wp:inline distT="0" distB="0" distL="0" distR="0" wp14:anchorId="7BD0AC12" wp14:editId="56E24085">
+            <wp:extent cx="5943600" cy="3284220"/>
+            <wp:effectExtent l="0" t="0" r="0" b="0"/>
+            <wp:docPr id="1803085217" name="Picture 1"/>
+            <wp:cNvGraphicFramePr>
+              <a:graphicFrameLocks xmlns:a="http://schemas.openxmlformats.org/drawingml/2006/main" noChangeAspect="1"/>
+            </wp:cNvGraphicFramePr>
+            <a:graphic xmlns:a="http://schemas.openxmlformats.org/drawingml/2006/main">
+              <a:graphicData uri="http://schemas.openxmlformats.org/drawingml/2006/picture">
+                <pic:pic xmlns:pic="http://schemas.openxmlformats.org/drawingml/2006/picture">
+                  <pic:nvPicPr>
+                    <pic:cNvPr id="1803085217" name=""/>
+                    <pic:cNvPicPr/>
+                  </pic:nvPicPr>
+                  <pic:blipFill>
+                    <a:blip r:embed="rId9"/>
+                    <a:stretch>
+                      <a:fillRect/>
+                    </a:stretch>
+                  </pic:blipFill>
+                  <pic:spPr>
+                    <a:xfrm>
+                      <a:off x="0" y="0"/>
+                      <a:ext cx="5943600" cy="3284220"/>
+                    </a:xfrm>
+                    <a:prstGeom prst="rect">
+                      <a:avLst/>
+                    </a:prstGeom>
+                  </pic:spPr>
+                </pic:pic>
+              </a:graphicData>
+            </a:graphic>
+          </wp:inline>
+        </w:drawing>
+      </w:r>
+    </w:p>
+    <w:p>
+      <w:pPr>
+        <w:ind w:left="720" w:firstLine="720"/>
+        <w:rPr>
+          <w:rFonts w:ascii="Sakkal Majalla" w:hAnsi="Sakkal Majalla" w:cs="Sakkal Majalla"/>
+          <w:sz w:val="28"/>
+          <w:szCs w:val="28"/>
+        </w:rPr>
+      </w:pPr>
+      <w:r>
+        <w:rPr>
+          <w:rFonts w:ascii="Sakkal Majalla" w:hAnsi="Sakkal Majalla" w:cs="Sakkal Majalla"/>
+          <w:sz w:val="28"/>
+          <w:szCs w:val="28"/>
+        </w:rPr>
+        <w:t>=========================================================</w:t>
+      </w:r>
+    </w:p>
+    <w:p>
+      <w:pPr>
+        <w:rPr>
+          <w:rFonts w:ascii="Sakkal Majalla" w:hAnsi="Sakkal Majalla" w:cs="Sakkal Majalla"/>
+          <w:sz w:val="28"/>
+          <w:szCs w:val="28"/>
+        </w:rPr>
+      </w:pPr>
+    </w:p>
+    <w:p>
+      <w:pPr>
+        <w:rPr>
+          <w:rFonts w:ascii="Sakkal Majalla" w:hAnsi="Sakkal Majalla" w:cs="Sakkal Majalla"/>
+          <w:sz w:val="28"/>
+          <w:szCs w:val="28"/>
+        </w:rPr>
+      </w:pPr>
+    </w:p>
+    <w:p>
+      <w:pPr>
+        <w:rPr>
+          <w:rFonts w:ascii="Sakkal Majalla" w:hAnsi="Sakkal Majalla" w:cs="Sakkal Majalla"/>
+          <w:sz w:val="28"/>
+          <w:szCs w:val="28"/>
+        </w:rPr>
+      </w:pPr>
+    </w:p>
+    <w:p>
+      <w:pPr>
+        <w:rPr>
+          <w:rFonts w:ascii="Sakkal Majalla" w:hAnsi="Sakkal Majalla" w:cs="Sakkal Majalla"/>
+          <w:sz w:val="28"/>
+          <w:szCs w:val="28"/>
+        </w:rPr>
+      </w:pPr>
+    </w:p>
+    <w:p>
+      <w:pPr>
+        <w:rPr>
+          <w:rFonts w:ascii="Sakkal Majalla" w:hAnsi="Sakkal Majalla" w:cs="Sakkal Majalla"/>
+          <w:sz w:val="28"/>
+          <w:szCs w:val="28"/>
+        </w:rPr>
+      </w:pPr>
+      <w:r>
+        <w:rPr>
+          <w:rFonts w:ascii="Sakkal Majalla" w:hAnsi="Sakkal Majalla" w:cs="Sakkal Majalla"/>
+          <w:sz w:val="28"/>
+          <w:szCs w:val="28"/>
+        </w:rPr>
+        <w:lastRenderedPageBreak/>
+        <w:t xml:space="preserve">Each node runs the following set of components: </w:t>
+      </w:r>
+    </w:p>
+    <w:p>
+      <w:pPr>
+        <w:pStyle w:val="ListParagraph"/>
+        <w:numPr>
+          <w:ilvl w:val="0"/>
+          <w:numId w:val="1"/>
+        </w:numPr>
+        <w:rPr>
+          <w:rFonts w:ascii="Sakkal Majalla" w:hAnsi="Sakkal Majalla" w:cs="Sakkal Majalla"/>
+          <w:sz w:val="28"/>
+          <w:szCs w:val="28"/>
+        </w:rPr>
+      </w:pPr>
+      <w:r>
+        <w:rPr>
+          <w:rFonts w:ascii="Sakkal Majalla" w:hAnsi="Sakkal Majalla" w:cs="Sakkal Majalla"/>
+          <w:sz w:val="28"/>
+          <w:szCs w:val="28"/>
+        </w:rPr>
+        <w:t xml:space="preserve">The </w:t>
+      </w:r>
+      <w:r>
+        <w:rPr>
+          <w:rFonts w:ascii="Sakkal Majalla" w:hAnsi="Sakkal Majalla" w:cs="Sakkal Majalla"/>
+          <w:b/>
+          <w:bCs/>
+          <w:color w:val="C00000"/>
+          <w:sz w:val="28"/>
+          <w:szCs w:val="28"/>
+        </w:rPr>
+        <w:t>Kubelet</w:t>
+      </w:r>
+      <w:r>
+        <w:rPr>
+          <w:rFonts w:ascii="Sakkal Majalla" w:hAnsi="Sakkal Majalla" w:cs="Sakkal Majalla"/>
+          <w:sz w:val="28"/>
+          <w:szCs w:val="28"/>
+        </w:rPr>
+        <w:t xml:space="preserve">, an agent that talks to the API server and manages the applications running on its node. It reports the status of these applications and the node via the API. </w:t>
+      </w:r>
+    </w:p>
+    <w:p>
+      <w:pPr>
+        <w:pStyle w:val="ListParagraph"/>
+        <w:numPr>
+          <w:ilvl w:val="0"/>
+          <w:numId w:val="1"/>
+        </w:numPr>
+        <w:rPr>
+          <w:rFonts w:ascii="Sakkal Majalla" w:hAnsi="Sakkal Majalla" w:cs="Sakkal Majalla"/>
+          <w:sz w:val="28"/>
+          <w:szCs w:val="28"/>
+        </w:rPr>
+      </w:pPr>
+      <w:r>
+        <w:rPr>
+          <w:rFonts w:ascii="Sakkal Majalla" w:hAnsi="Sakkal Majalla" w:cs="Sakkal Majalla"/>
+          <w:sz w:val="28"/>
+          <w:szCs w:val="28"/>
+        </w:rPr>
+        <w:t xml:space="preserve">The </w:t>
+      </w:r>
+      <w:r>
+        <w:rPr>
+          <w:rFonts w:ascii="Sakkal Majalla" w:hAnsi="Sakkal Majalla" w:cs="Sakkal Majalla"/>
+          <w:b/>
+          <w:bCs/>
+          <w:color w:val="C00000"/>
+          <w:sz w:val="28"/>
+          <w:szCs w:val="28"/>
+        </w:rPr>
+        <w:t>Container Runtime</w:t>
+      </w:r>
+      <w:r>
+        <w:rPr>
+          <w:rFonts w:ascii="Sakkal Majalla" w:hAnsi="Sakkal Majalla" w:cs="Sakkal Majalla"/>
+          <w:sz w:val="28"/>
+          <w:szCs w:val="28"/>
+        </w:rPr>
+        <w:t xml:space="preserve">, which can be Docker or any other runtime compatible with Kubernetes. It runs your applications in containers as instructed by the Kubelet. </w:t>
+      </w:r>
+    </w:p>
+    <w:p>
+      <w:pPr>
+        <w:pStyle w:val="ListParagraph"/>
+        <w:numPr>
+          <w:ilvl w:val="0"/>
+          <w:numId w:val="1"/>
+        </w:numPr>
+        <w:rPr>
+          <w:rFonts w:ascii="Sakkal Majalla" w:hAnsi="Sakkal Majalla" w:cs="Sakkal Majalla"/>
+          <w:sz w:val="28"/>
+          <w:szCs w:val="28"/>
+        </w:rPr>
+      </w:pPr>
+      <w:r>
+        <w:rPr>
+          <w:rFonts w:ascii="Sakkal Majalla" w:hAnsi="Sakkal Majalla" w:cs="Sakkal Majalla"/>
+          <w:sz w:val="28"/>
+          <w:szCs w:val="28"/>
+        </w:rPr>
+        <w:t xml:space="preserve">The </w:t>
+      </w:r>
+      <w:r>
+        <w:rPr>
+          <w:rFonts w:ascii="Sakkal Majalla" w:hAnsi="Sakkal Majalla" w:cs="Sakkal Majalla"/>
+          <w:b/>
+          <w:bCs/>
+          <w:color w:val="C00000"/>
+          <w:sz w:val="28"/>
+          <w:szCs w:val="28"/>
+        </w:rPr>
+        <w:t>Kubernetes Service Proxy (Kube Proxy)</w:t>
+      </w:r>
+      <w:r>
+        <w:rPr>
+          <w:rFonts w:ascii="Sakkal Majalla" w:hAnsi="Sakkal Majalla" w:cs="Sakkal Majalla"/>
+          <w:color w:val="C00000"/>
+          <w:sz w:val="28"/>
+          <w:szCs w:val="28"/>
+        </w:rPr>
+        <w:t xml:space="preserve"> </w:t>
+      </w:r>
+      <w:r>
+        <w:rPr>
+          <w:rFonts w:ascii="Sakkal Majalla" w:hAnsi="Sakkal Majalla" w:cs="Sakkal Majalla"/>
+          <w:sz w:val="28"/>
+          <w:szCs w:val="28"/>
+        </w:rPr>
+        <w:t>load-balances network traffic between applications. Its name suggests that traffic flows through it, but that’s no longer the case.</w:t>
+      </w:r>
+    </w:p>
+    <w:p>
+      <w:pPr>
+        <w:ind w:left="720" w:firstLine="720"/>
+        <w:rPr>
+          <w:rFonts w:ascii="Sakkal Majalla" w:hAnsi="Sakkal Majalla" w:cs="Sakkal Majalla"/>
+          <w:sz w:val="28"/>
+          <w:szCs w:val="28"/>
+        </w:rPr>
+      </w:pPr>
+      <w:r>
+        <w:rPr>
+          <w:rFonts w:ascii="Sakkal Majalla" w:hAnsi="Sakkal Majalla" w:cs="Sakkal Majalla"/>
+          <w:sz w:val="28"/>
+          <w:szCs w:val="28"/>
+        </w:rPr>
+        <w:t>=========================================================</w:t>
+      </w:r>
+    </w:p>
+    <w:p>
+      <w:pPr>
+        <w:rPr>
+          <w:rFonts w:ascii="Sakkal Majalla" w:hAnsi="Sakkal Majalla" w:cs="Sakkal Majalla"/>
+          <w:b/>
+          <w:bCs/>
+          <w:color w:val="C00000"/>
+          <w:sz w:val="28"/>
+          <w:szCs w:val="28"/>
+        </w:rPr>
+      </w:pPr>
+      <w:r>
+        <w:rPr>
+          <w:rFonts w:ascii="Sakkal Majalla" w:hAnsi="Sakkal Majalla" w:cs="Sakkal Majalla"/>
+          <w:b/>
+          <w:bCs/>
+          <w:color w:val="C00000"/>
+          <w:sz w:val="28"/>
+          <w:szCs w:val="28"/>
+        </w:rPr>
+        <w:t xml:space="preserve">Add-on components </w:t>
+      </w:r>
+    </w:p>
+    <w:p>
+      <w:pPr>
+        <w:rPr>
+          <w:rFonts w:ascii="Sakkal Majalla" w:hAnsi="Sakkal Majalla" w:cs="Sakkal Majalla"/>
+          <w:sz w:val="28"/>
+          <w:szCs w:val="28"/>
+        </w:rPr>
+      </w:pPr>
+      <w:r>
+        <w:rPr>
+          <w:rFonts w:ascii="Sakkal Majalla" w:hAnsi="Sakkal Majalla" w:cs="Sakkal Majalla"/>
+          <w:sz w:val="28"/>
+          <w:szCs w:val="28"/>
+        </w:rPr>
+        <w:t>Most Kubernetes clusters also contain several other components. This includes a DNS server, network plugins, logging agents and many others. They typically run on the worker nodes but can also be configured to run on the master.</w:t>
+      </w:r>
+    </w:p>
+    <w:p>
+      <w:pPr>
+        <w:ind w:left="720" w:firstLine="720"/>
+        <w:rPr>
+          <w:rFonts w:ascii="Sakkal Majalla" w:hAnsi="Sakkal Majalla" w:cs="Sakkal Majalla"/>
+          <w:sz w:val="28"/>
+          <w:szCs w:val="28"/>
+        </w:rPr>
+      </w:pPr>
+      <w:r>
+        <w:rPr>
+          <w:rFonts w:ascii="Sakkal Majalla" w:hAnsi="Sakkal Majalla" w:cs="Sakkal Majalla"/>
+          <w:sz w:val="28"/>
+          <w:szCs w:val="28"/>
+        </w:rPr>
+        <w:t>=========================================================</w:t>
+      </w:r>
+    </w:p>
+    <w:p>
+      <w:pPr>
+        <w:rPr>
+          <w:rFonts w:ascii="Sakkal Majalla" w:hAnsi="Sakkal Majalla" w:cs="Sakkal Majalla"/>
+          <w:b/>
+          <w:bCs/>
+          <w:color w:val="EE0000"/>
+          <w:sz w:val="28"/>
+          <w:szCs w:val="28"/>
+        </w:rPr>
+      </w:pPr>
+      <w:r>
+        <w:rPr>
+          <w:rFonts w:ascii="Sakkal Majalla" w:hAnsi="Sakkal Majalla" w:cs="Sakkal Majalla"/>
+          <w:b/>
+          <w:bCs/>
+          <w:color w:val="EE0000"/>
+          <w:sz w:val="28"/>
+          <w:szCs w:val="28"/>
+        </w:rPr>
+        <w:t xml:space="preserve">Defining your application </w:t>
+      </w:r>
+    </w:p>
+    <w:p>
+      <w:pPr>
+        <w:rPr>
+          <w:rFonts w:ascii="Sakkal Majalla" w:hAnsi="Sakkal Majalla" w:cs="Sakkal Majalla"/>
+          <w:sz w:val="28"/>
+          <w:szCs w:val="28"/>
+        </w:rPr>
+      </w:pPr>
+      <w:r>
+        <w:rPr>
+          <w:rFonts w:ascii="Sakkal Majalla" w:hAnsi="Sakkal Majalla" w:cs="Sakkal Majalla"/>
+          <w:sz w:val="28"/>
+          <w:szCs w:val="28"/>
+        </w:rPr>
+        <w:t xml:space="preserve">Everything in Kubernetes is represented </w:t>
+      </w:r>
+      <w:r>
+        <w:rPr>
+          <w:rFonts w:ascii="Sakkal Majalla" w:hAnsi="Sakkal Majalla" w:cs="Sakkal Majalla"/>
+          <w:b/>
+          <w:bCs/>
+          <w:color w:val="EE0000"/>
+          <w:sz w:val="28"/>
+          <w:szCs w:val="28"/>
+        </w:rPr>
+        <w:t>by an object</w:t>
+      </w:r>
+      <w:r>
+        <w:rPr>
+          <w:rFonts w:ascii="Sakkal Majalla" w:hAnsi="Sakkal Majalla" w:cs="Sakkal Majalla"/>
+          <w:sz w:val="28"/>
+          <w:szCs w:val="28"/>
+        </w:rPr>
+        <w:t>. You create and retrieve these objects via the Kubernetes API. Your application consists of several types of these objects - one type represents the application deployment as a whole, another represents a running instance of your application, another represents the service provided by a set of these instances and allows reaching them at a single IP address, and there are many others.</w:t>
+      </w:r>
+    </w:p>
+    <w:p>
+      <w:pPr>
+        <w:ind w:left="720" w:firstLine="720"/>
+        <w:rPr>
+          <w:rFonts w:ascii="Sakkal Majalla" w:hAnsi="Sakkal Majalla" w:cs="Sakkal Majalla"/>
+          <w:sz w:val="28"/>
+          <w:szCs w:val="28"/>
+        </w:rPr>
+      </w:pPr>
+      <w:r>
+        <w:rPr>
+          <w:rFonts w:ascii="Sakkal Majalla" w:hAnsi="Sakkal Majalla" w:cs="Sakkal Majalla"/>
+          <w:sz w:val="28"/>
+          <w:szCs w:val="28"/>
+        </w:rPr>
+        <w:t>=========================================================</w:t>
+      </w:r>
+    </w:p>
+    <w:p>
+      <w:pPr>
+        <w:rPr>
+          <w:rFonts w:ascii="Sakkal Majalla" w:hAnsi="Sakkal Majalla" w:cs="Sakkal Majalla"/>
+          <w:sz w:val="28"/>
+          <w:szCs w:val="28"/>
+        </w:rPr>
+      </w:pPr>
+      <w:r>
+        <w:rPr>
+          <w:noProof/>
+        </w:rPr>
+        <w:lastRenderedPageBreak/>
+        <w:drawing>
+          <wp:inline distT="0" distB="0" distL="0" distR="0" wp14:anchorId="2038D647" wp14:editId="1FC7E7EB">
+            <wp:extent cx="5943600" cy="4839970"/>
+            <wp:effectExtent l="0" t="0" r="0" b="0"/>
+            <wp:docPr id="584047682" name="Picture 1"/>
+            <wp:cNvGraphicFramePr>
+              <a:graphicFrameLocks xmlns:a="http://schemas.openxmlformats.org/drawingml/2006/main" noChangeAspect="1"/>
+            </wp:cNvGraphicFramePr>
+            <a:graphic xmlns:a="http://schemas.openxmlformats.org/drawingml/2006/main">
+              <a:graphicData uri="http://schemas.openxmlformats.org/drawingml/2006/picture">
+                <pic:pic xmlns:pic="http://schemas.openxmlformats.org/drawingml/2006/picture">
+                  <pic:nvPicPr>
+                    <pic:cNvPr id="584047682" name=""/>
+                    <pic:cNvPicPr/>
+                  </pic:nvPicPr>
+                  <pic:blipFill>
+                    <a:blip r:embed="rId10"/>
+                    <a:stretch>
+                      <a:fillRect/>
+                    </a:stretch>
+                  </pic:blipFill>
+                  <pic:spPr>
+                    <a:xfrm>
+                      <a:off x="0" y="0"/>
+                      <a:ext cx="5943600" cy="4839970"/>
+                    </a:xfrm>
+                    <a:prstGeom prst="rect">
+                      <a:avLst/>
+                    </a:prstGeom>
+                  </pic:spPr>
+                </pic:pic>
+              </a:graphicData>
+            </a:graphic>
+          </wp:inline>
+        </w:drawing>
+      </w:r>
+    </w:p>
+    <w:p>
+      <w:pPr>
+        <w:ind w:left="720" w:firstLine="720"/>
+        <w:rPr>
+          <w:rFonts w:ascii="Sakkal Majalla" w:hAnsi="Sakkal Majalla" w:cs="Sakkal Majalla"/>
+          <w:sz w:val="28"/>
+          <w:szCs w:val="28"/>
+        </w:rPr>
+      </w:pPr>
+      <w:r>
+        <w:rPr>
+          <w:rFonts w:ascii="Sakkal Majalla" w:hAnsi="Sakkal Majalla" w:cs="Sakkal Majalla"/>
+          <w:sz w:val="28"/>
+          <w:szCs w:val="28"/>
+        </w:rPr>
+        <w:t>=========================================================</w:t>
+      </w:r>
+    </w:p>
+    <w:p>
+      <w:pPr>
+        <w:rPr>
+          <w:rFonts w:ascii="Sakkal Majalla" w:hAnsi="Sakkal Majalla" w:cs="Sakkal Majalla"/>
+          <w:sz w:val="28"/>
+          <w:szCs w:val="28"/>
+        </w:rPr>
+      </w:pPr>
+      <w:r>
+        <w:rPr>
+          <w:noProof/>
+        </w:rPr>
+        <w:drawing>
+          <wp:inline distT="0" distB="0" distL="0" distR="0" wp14:anchorId="00829158" wp14:editId="48090824">
+            <wp:extent cx="5943600" cy="2433320"/>
+            <wp:effectExtent l="0" t="0" r="0" b="5080"/>
+            <wp:docPr id="1567601107" name="Picture 1"/>
+            <wp:cNvGraphicFramePr>
+              <a:graphicFrameLocks xmlns:a="http://schemas.openxmlformats.org/drawingml/2006/main" noChangeAspect="1"/>
+            </wp:cNvGraphicFramePr>
+            <a:graphic xmlns:a="http://schemas.openxmlformats.org/drawingml/2006/main">
+              <a:graphicData uri="http://schemas.openxmlformats.org/drawingml/2006/picture">
+                <pic:pic xmlns:pic="http://schemas.openxmlformats.org/drawingml/2006/picture">
+                  <pic:nvPicPr>
+                    <pic:cNvPr id="1567601107" name=""/>
+                    <pic:cNvPicPr/>
+                  </pic:nvPicPr>
+                  <pic:blipFill>
+                    <a:blip r:embed="rId11"/>
+                    <a:stretch>
+                      <a:fillRect/>
+                    </a:stretch>
+                  </pic:blipFill>
+                  <pic:spPr>
+                    <a:xfrm>
+                      <a:off x="0" y="0"/>
+                      <a:ext cx="5943600" cy="2433320"/>
+                    </a:xfrm>
+                    <a:prstGeom prst="rect">
+                      <a:avLst/>
+                    </a:prstGeom>
+                  </pic:spPr>
+                </pic:pic>
+              </a:graphicData>
+            </a:graphic>
+          </wp:inline>
+        </w:drawing>
+      </w:r>
+    </w:p>
+    <w:p>
+      <w:pPr>
+        <w:ind w:left="720" w:firstLine="720"/>
+        <w:rPr>
+          <w:rFonts w:ascii="Sakkal Majalla" w:hAnsi="Sakkal Majalla" w:cs="Sakkal Majalla"/>
+          <w:sz w:val="28"/>
+          <w:szCs w:val="28"/>
+        </w:rPr>
+      </w:pPr>
+      <w:r>
+        <w:rPr>
+          <w:rFonts w:ascii="Sakkal Majalla" w:hAnsi="Sakkal Majalla" w:cs="Sakkal Majalla"/>
+          <w:sz w:val="28"/>
+          <w:szCs w:val="28"/>
+        </w:rPr>
+        <w:t>=========================================================</w:t>
+      </w:r>
+    </w:p>
+    <w:p>
+      <w:pPr>
+        <w:rPr>
+          <w:rFonts w:ascii="Sakkal Majalla" w:hAnsi="Sakkal Majalla" w:cs="Sakkal Majalla"/>
+          <w:sz w:val="28"/>
+          <w:szCs w:val="28"/>
+        </w:rPr>
+      </w:pPr>
+      <w:r>
+        <w:rPr>
+          <w:noProof/>
+        </w:rPr>
+        <w:lastRenderedPageBreak/>
+        <w:drawing>
+          <wp:inline distT="0" distB="0" distL="0" distR="0" wp14:anchorId="2B6D7ACD" wp14:editId="1E1DC8ED">
+            <wp:extent cx="5943600" cy="4775835"/>
+            <wp:effectExtent l="0" t="0" r="0" b="5715"/>
+            <wp:docPr id="2024345349" name="Picture 1"/>
+            <wp:cNvGraphicFramePr>
+              <a:graphicFrameLocks xmlns:a="http://schemas.openxmlformats.org/drawingml/2006/main" noChangeAspect="1"/>
+            </wp:cNvGraphicFramePr>
+            <a:graphic xmlns:a="http://schemas.openxmlformats.org/drawingml/2006/main">
+              <a:graphicData uri="http://schemas.openxmlformats.org/drawingml/2006/picture">
+                <pic:pic xmlns:pic="http://schemas.openxmlformats.org/drawingml/2006/picture">
+                  <pic:nvPicPr>
+                    <pic:cNvPr id="2024345349" name=""/>
+                    <pic:cNvPicPr/>
+                  </pic:nvPicPr>
+                  <pic:blipFill>
+                    <a:blip r:embed="rId12"/>
+                    <a:stretch>
+                      <a:fillRect/>
+                    </a:stretch>
+                  </pic:blipFill>
+                  <pic:spPr>
+                    <a:xfrm>
+                      <a:off x="0" y="0"/>
+                      <a:ext cx="5943600" cy="4775835"/>
+                    </a:xfrm>
+                    <a:prstGeom prst="rect">
+                      <a:avLst/>
+                    </a:prstGeom>
+                  </pic:spPr>
+                </pic:pic>
+              </a:graphicData>
+            </a:graphic>
+          </wp:inline>
+        </w:drawing>
+      </w:r>
+    </w:p>
+    <w:p>
+      <w:pPr>
+        <w:ind w:left="720" w:firstLine="720"/>
+        <w:rPr>
+          <w:rFonts w:ascii="Sakkal Majalla" w:hAnsi="Sakkal Majalla" w:cs="Sakkal Majalla"/>
+          <w:sz w:val="28"/>
+          <w:szCs w:val="28"/>
+        </w:rPr>
+      </w:pPr>
+      <w:r>
+        <w:rPr>
+          <w:rFonts w:ascii="Sakkal Majalla" w:hAnsi="Sakkal Majalla" w:cs="Sakkal Majalla"/>
+          <w:sz w:val="28"/>
+          <w:szCs w:val="28"/>
+        </w:rPr>
+        <w:t>=========================================================</w:t>
+      </w:r>
+    </w:p>
+    <w:p>
+      <w:pPr>
+        <w:rPr>
+          <w:rFonts w:ascii="Sakkal Majalla" w:hAnsi="Sakkal Majalla" w:cs="Sakkal Majalla"/>
+          <w:sz w:val="28"/>
+          <w:szCs w:val="28"/>
+        </w:rPr>
+      </w:pPr>
+      <w:r>
+        <w:rPr>
+          <w:noProof/>
+        </w:rPr>
+        <w:lastRenderedPageBreak/>
+        <w:drawing>
+          <wp:inline distT="0" distB="0" distL="0" distR="0" wp14:anchorId="0C569BCC" wp14:editId="38ADB96D">
+            <wp:extent cx="5943600" cy="3282950"/>
+            <wp:effectExtent l="0" t="0" r="0" b="0"/>
+            <wp:docPr id="2062940935" name="Picture 1"/>
+            <wp:cNvGraphicFramePr>
+              <a:graphicFrameLocks xmlns:a="http://schemas.openxmlformats.org/drawingml/2006/main" noChangeAspect="1"/>
+            </wp:cNvGraphicFramePr>
+            <a:graphic xmlns:a="http://schemas.openxmlformats.org/drawingml/2006/main">
+              <a:graphicData uri="http://schemas.openxmlformats.org/drawingml/2006/picture">
+                <pic:pic xmlns:pic="http://schemas.openxmlformats.org/drawingml/2006/picture">
+                  <pic:nvPicPr>
+                    <pic:cNvPr id="2062940935" name=""/>
+                    <pic:cNvPicPr/>
+                  </pic:nvPicPr>
+                  <pic:blipFill>
+                    <a:blip r:embed="rId13"/>
+                    <a:stretch>
+                      <a:fillRect/>
+                    </a:stretch>
+                  </pic:blipFill>
+                  <pic:spPr>
+                    <a:xfrm>
+                      <a:off x="0" y="0"/>
+                      <a:ext cx="5943600" cy="3282950"/>
+                    </a:xfrm>
+                    <a:prstGeom prst="rect">
+                      <a:avLst/>
+                    </a:prstGeom>
+                  </pic:spPr>
+                </pic:pic>
+              </a:graphicData>
+            </a:graphic>
+          </wp:inline>
+        </w:drawing>
       </w:r>
     </w:p>
     <w:p>
